--- a/public/gallery/examples/marketing-manager/es/resume.docx
+++ b/public/gallery/examples/marketing-manager/es/resume.docx
@@ -66,7 +66,7 @@
         </w:rPr>
         <w:t xml:space="preserve">📧 </w:t>
       </w:r>
-      <w:hyperlink w:history="1" r:id="rIdws7lg6iin_ogtorncvwbk">
+      <w:hyperlink w:history="1" r:id="rIdr_llhch3ojwbmnddyhfm_">
         <w:r>
           <w:rPr>
             <w:sz w:val="18"/>
@@ -89,7 +89,7 @@
         </w:rPr>
         <w:t xml:space="preserve">🔗 </w:t>
       </w:r>
-      <w:hyperlink w:history="1" r:id="rIdfnoww7f8tygoqy-6ipt13">
+      <w:hyperlink w:history="1" r:id="rIdio-zbc8ytyqqa7bdagofm">
         <w:r>
           <w:rPr>
             <w:sz w:val="18"/>
@@ -124,7 +124,7 @@
         <w:spacing w:after="200" w:line="276"/>
         <w:jc w:val="center"/>
       </w:pPr>
-      <w:hyperlink w:history="1" r:id="rIdmics2khz5wyi6u6pmfkcq">
+      <w:hyperlink w:history="1" r:id="rIdywwjmbyom0o9kfaei0lv2">
         <w:r>
           <w:rPr>
             <w:sz w:val="18"/>
@@ -140,7 +140,7 @@
         </w:rPr>
         <w:t xml:space="preserve"> • </w:t>
       </w:r>
-      <w:hyperlink w:history="1" r:id="rIduzxctnphnizxejkyewboq">
+      <w:hyperlink w:history="1" r:id="rIdcgk_sgpgu8j8kxij68lhu">
         <w:r>
           <w:rPr>
             <w:sz w:val="18"/>
@@ -287,7 +287,7 @@
         </w:rPr>
         <w:t xml:space="preserve">	</w:t>
       </w:r>
-      <w:hyperlink w:history="1" r:id="rIdxqhcqwyvddafkyhojehle">
+      <w:hyperlink w:history="1" r:id="rIdy2ou5_5utd3ydf7sm18p-">
         <w:r>
           <w:rPr>
             <w:sz w:val="18"/>
@@ -450,7 +450,7 @@
         </w:rPr>
         <w:t xml:space="preserve">	</w:t>
       </w:r>
-      <w:hyperlink w:history="1" r:id="rIdevk18xwqxpkyfka7amyh1">
+      <w:hyperlink w:history="1" r:id="rIdutd5dov0bysq2a9egfgpk">
         <w:r>
           <w:rPr>
             <w:sz w:val="18"/>
@@ -613,7 +613,7 @@
         </w:rPr>
         <w:t xml:space="preserve">	</w:t>
       </w:r>
-      <w:hyperlink w:history="1" r:id="rIdimkgiuedrck223vvlk5qv">
+      <w:hyperlink w:history="1" r:id="rIdusmftl9gboeugvkjm3myr">
         <w:r>
           <w:rPr>
             <w:sz w:val="18"/>
@@ -757,7 +757,7 @@
         </w:rPr>
         <w:t xml:space="preserve">	</w:t>
       </w:r>
-      <w:hyperlink w:history="1" r:id="rIdx7z4_qv9_9-xticrf0sq6">
+      <w:hyperlink w:history="1" r:id="rIdwx4eg8shaajvw9zeorsxh">
         <w:r>
           <w:rPr>
             <w:sz w:val="18"/>
@@ -1225,7 +1225,7 @@
         </w:rPr>
         <w:t xml:space="preserve">	</w:t>
       </w:r>
-      <w:hyperlink w:history="1" r:id="rIdkixclprhzncvddpkh8eqf">
+      <w:hyperlink w:history="1" r:id="rIddks2ke3orgdejdvx3fzuc">
         <w:r>
           <w:rPr>
             <w:sz w:val="18"/>
@@ -1291,7 +1291,7 @@
         </w:rPr>
         <w:t xml:space="preserve">	</w:t>
       </w:r>
-      <w:hyperlink w:history="1" r:id="rIdkfsbwypvddlmkb6bvt043">
+      <w:hyperlink w:history="1" r:id="rIdzjj6uolvoc1ntc3j4wjkn">
         <w:r>
           <w:rPr>
             <w:sz w:val="18"/>
@@ -1376,7 +1376,7 @@
         </w:rPr>
         <w:t xml:space="preserve">	</w:t>
       </w:r>
-      <w:hyperlink w:history="1" r:id="rIdn_qaaxgduqd0n3yltwhm_">
+      <w:hyperlink w:history="1" r:id="rId_2hcwyrlqjwegplaj4lbe">
         <w:r>
           <w:rPr>
             <w:sz w:val="18"/>
@@ -1499,7 +1499,7 @@
         </w:rPr>
         <w:t xml:space="preserve">	</w:t>
       </w:r>
-      <w:hyperlink w:history="1" r:id="rId5zurwqqnd58nccr1p_jn0">
+      <w:hyperlink w:history="1" r:id="rIdsizud1u3w2ponsbzx2fxi">
         <w:r>
           <w:rPr>
             <w:sz w:val="18"/>
@@ -1643,7 +1643,7 @@
         </w:rPr>
         <w:t xml:space="preserve">	</w:t>
       </w:r>
-      <w:hyperlink w:history="1" r:id="rIdf0bpoplugkxg1msfuipqt">
+      <w:hyperlink w:history="1" r:id="rIduxq1-x1m9kke6549yr-ph">
         <w:r>
           <w:rPr>
             <w:sz w:val="18"/>
@@ -1867,7 +1867,7 @@
         </w:rPr>
         <w:t xml:space="preserve">	</w:t>
       </w:r>
-      <w:hyperlink w:history="1" r:id="rIduxhwiafeuisa1zrqrmamo">
+      <w:hyperlink w:history="1" r:id="rIdkpe0dhjtvcd5e9utrnfsy">
         <w:r>
           <w:rPr>
             <w:sz w:val="18"/>
